--- a/docs/WebAPI管理平台操作手册.docx
+++ b/docs/WebAPI管理平台操作手册.docx
@@ -2225,6 +2225,84 @@
     </w:p>
     <w:p>
       <w:pPr>
+        <w:spacing w:after="160" w:line="300"/>
+        <w:ind w:firstLine="475"/>
+      </w:pPr>
+      <w:r>
+        <w:rPr>
+          <w:rFonts w:ascii="Times New Roman" w:cs="Times New Roman" w:eastAsia="SimSun" w:hAnsi="Times New Roman"/>
+          <w:sz w:val="24"/>
+          <w:szCs w:val="24"/>
+        </w:rPr>
+        <w:t xml:space="preserve">定位：在线调试以真实调用方身份走完整网关链路（路由匹配 → 鉴权 → 限流熔断 → 参数替换 → 转发后端），用于端到端验证，不是管理员特权通道。因此「测试后端连通」管"后端通不通"，「在线调试」管"整个平台链路对不对"。</w:t>
+      </w:r>
+    </w:p>
+    <w:p>
+      <w:pPr>
+        <w:spacing w:after="160" w:line="300"/>
+        <w:ind w:firstLine="475"/>
+      </w:pPr>
+      <w:r>
+        <w:rPr>
+          <w:rFonts w:ascii="Times New Roman" w:cs="Times New Roman" w:eastAsia="SimSun" w:hAnsi="Times New Roman"/>
+          <w:sz w:val="24"/>
+          <w:szCs w:val="24"/>
+        </w:rPr>
+        <w:t xml:space="preserve">使用前提（缺一不可，否则网关按真实规则拒绝）：</w:t>
+      </w:r>
+    </w:p>
+    <w:p>
+      <w:pPr>
+        <w:pStyle w:val="ListParagraph"/>
+        <w:numPr>
+          <w:ilvl w:val="0"/>
+          <w:numId w:val="1"/>
+        </w:numPr>
+        <w:spacing w:after="80" w:line="300"/>
+      </w:pPr>
+      <w:r>
+        <w:rPr>
+          <w:rFonts w:ascii="Times New Roman" w:cs="Times New Roman" w:eastAsia="SimSun" w:hAnsi="Times New Roman"/>
+          <w:sz w:val="24"/>
+          <w:szCs w:val="24"/>
+        </w:rPr>
+        <w:t xml:space="preserve">API 状态必须为「已发布」；草稿/已下线/已废弃状态调用返回 40301。</w:t>
+      </w:r>
+    </w:p>
+    <w:p>
+      <w:pPr>
+        <w:pStyle w:val="ListParagraph"/>
+        <w:numPr>
+          <w:ilvl w:val="0"/>
+          <w:numId w:val="1"/>
+        </w:numPr>
+        <w:spacing w:after="80" w:line="300"/>
+      </w:pPr>
+      <w:r>
+        <w:rPr>
+          <w:rFonts w:ascii="Times New Roman" w:cs="Times New Roman" w:eastAsia="SimSun" w:hAnsi="Times New Roman"/>
+          <w:sz w:val="24"/>
+          <w:szCs w:val="24"/>
+        </w:rPr>
+        <w:t xml:space="preserve">存在至少一个「启用中」的应用，且已授权该 API；调试页自动携带首个已授权启用中应用的 AccessKey。无可用应用时返回 401（缺少密钥）或 40302（未授权）。</w:t>
+      </w:r>
+    </w:p>
+    <w:p>
+      <w:pPr>
+        <w:spacing w:after="160" w:line="300"/>
+        <w:ind w:firstLine="475"/>
+      </w:pPr>
+      <w:r>
+        <w:rPr>
+          <w:rFonts w:ascii="Times New Roman" w:cs="Times New Roman" w:eastAsia="SimSun" w:hAnsi="Times New Roman"/>
+          <w:sz w:val="24"/>
+          <w:szCs w:val="24"/>
+        </w:rPr>
+        <w:t xml:space="preserve">标准流程：① 注册并发布 API → ② 「应用与密钥」创建应用并保持启用 → ③ 在应用中勾选授权该 API → ④ 回到 API 详情页「在线调试」填参发送。典型场景：发布前端到端验收；上线后复现调用方报障（401/403/429）；验证限流、熔断策略是否生效。</w:t>
+      </w:r>
+    </w:p>
+    <w:p>
+      <w:pPr>
         <w:pStyle w:val="ListParagraph"/>
         <w:numPr>
           <w:ilvl w:val="0"/>
@@ -2295,6 +2373,491 @@
         <w:t xml:space="preserve">响应区展示 HTTP 状态码、延迟与格式化响应体。</w:t>
       </w:r>
     </w:p>
+    <w:p>
+      <w:pPr>
+        <w:spacing w:after="160" w:line="300"/>
+        <w:ind w:firstLine="475"/>
+      </w:pPr>
+      <w:r>
+        <w:rPr>
+          <w:rFonts w:ascii="Times New Roman" w:cs="Times New Roman" w:eastAsia="SimSun" w:hAnsi="Times New Roman"/>
+          <w:sz w:val="24"/>
+          <w:szCs w:val="24"/>
+        </w:rPr>
+        <w:t xml:space="preserve">常见拒绝码速查：</w:t>
+      </w:r>
+    </w:p>
+    <w:tbl>
+      <w:tblPr>
+        <w:tblW w:type="dxa" w:w="7400"/>
+        <w:tblBorders>
+          <w:top w:val="single" w:color="auto" w:sz="4"/>
+          <w:left w:val="single" w:color="auto" w:sz="4"/>
+          <w:bottom w:val="single" w:color="auto" w:sz="4"/>
+          <w:right w:val="single" w:color="auto" w:sz="4"/>
+          <w:insideH w:val="single" w:color="auto" w:sz="4"/>
+          <w:insideV w:val="single" w:color="auto" w:sz="4"/>
+        </w:tblBorders>
+      </w:tblPr>
+      <w:tblGrid>
+        <w:gridCol w:w="1400"/>
+        <w:gridCol w:w="2200"/>
+        <w:gridCol w:w="3800"/>
+      </w:tblGrid>
+      <w:tr>
+        <w:tc>
+          <w:tcPr>
+            <w:tcW w:type="dxa" w:w="1400"/>
+            <w:shd w:fill="EEF3F6" w:val="clear"/>
+            <w:tcMar>
+              <w:top w:type="dxa" w:w="100"/>
+              <w:left w:type="dxa" w:w="120"/>
+              <w:bottom w:type="dxa" w:w="100"/>
+              <w:right w:type="dxa" w:w="120"/>
+            </w:tcMar>
+          </w:tcPr>
+          <w:p>
+            <w:pPr>
+              <w:spacing w:after="40" w:line="280"/>
+            </w:pPr>
+            <w:r>
+              <w:rPr>
+                <w:rFonts w:ascii="Times New Roman" w:cs="Times New Roman" w:eastAsia="SimSun" w:hAnsi="Times New Roman"/>
+                <w:b/>
+                <w:bCs/>
+                <w:sz w:val="24"/>
+                <w:szCs w:val="24"/>
+              </w:rPr>
+              <w:t xml:space="preserve">状态码</w:t>
+            </w:r>
+          </w:p>
+        </w:tc>
+        <w:tc>
+          <w:tcPr>
+            <w:tcW w:type="dxa" w:w="2200"/>
+            <w:shd w:fill="EEF3F6" w:val="clear"/>
+            <w:tcMar>
+              <w:top w:type="dxa" w:w="100"/>
+              <w:left w:type="dxa" w:w="120"/>
+              <w:bottom w:type="dxa" w:w="100"/>
+              <w:right w:type="dxa" w:w="120"/>
+            </w:tcMar>
+          </w:tcPr>
+          <w:p>
+            <w:pPr>
+              <w:spacing w:after="40" w:line="280"/>
+            </w:pPr>
+            <w:r>
+              <w:rPr>
+                <w:rFonts w:ascii="Times New Roman" w:cs="Times New Roman" w:eastAsia="SimSun" w:hAnsi="Times New Roman"/>
+                <w:b/>
+                <w:bCs/>
+                <w:sz w:val="24"/>
+                <w:szCs w:val="24"/>
+              </w:rPr>
+              <w:t xml:space="preserve">错误码</w:t>
+            </w:r>
+          </w:p>
+        </w:tc>
+        <w:tc>
+          <w:tcPr>
+            <w:tcW w:type="dxa" w:w="3800"/>
+            <w:shd w:fill="EEF3F6" w:val="clear"/>
+            <w:tcMar>
+              <w:top w:type="dxa" w:w="100"/>
+              <w:left w:type="dxa" w:w="120"/>
+              <w:bottom w:type="dxa" w:w="100"/>
+              <w:right w:type="dxa" w:w="120"/>
+            </w:tcMar>
+          </w:tcPr>
+          <w:p>
+            <w:pPr>
+              <w:spacing w:after="40" w:line="280"/>
+            </w:pPr>
+            <w:r>
+              <w:rPr>
+                <w:rFonts w:ascii="Times New Roman" w:cs="Times New Roman" w:eastAsia="SimSun" w:hAnsi="Times New Roman"/>
+                <w:b/>
+                <w:bCs/>
+                <w:sz w:val="24"/>
+                <w:szCs w:val="24"/>
+              </w:rPr>
+              <w:t xml:space="preserve">含义与排查</w:t>
+            </w:r>
+          </w:p>
+        </w:tc>
+      </w:tr>
+      <w:tr>
+        <w:tc>
+          <w:tcPr>
+            <w:tcW w:type="dxa" w:w="1400"/>
+            <w:tcMar>
+              <w:top w:type="dxa" w:w="100"/>
+              <w:left w:type="dxa" w:w="120"/>
+              <w:bottom w:type="dxa" w:w="100"/>
+              <w:right w:type="dxa" w:w="120"/>
+            </w:tcMar>
+          </w:tcPr>
+          <w:p>
+            <w:pPr>
+              <w:spacing w:after="40" w:line="280"/>
+            </w:pPr>
+            <w:r>
+              <w:rPr>
+                <w:rFonts w:ascii="Times New Roman" w:cs="Times New Roman" w:eastAsia="SimSun" w:hAnsi="Times New Roman"/>
+                <w:sz w:val="24"/>
+                <w:szCs w:val="24"/>
+              </w:rPr>
+              <w:t xml:space="preserve">404</w:t>
+            </w:r>
+          </w:p>
+        </w:tc>
+        <w:tc>
+          <w:tcPr>
+            <w:tcW w:type="dxa" w:w="2200"/>
+            <w:tcMar>
+              <w:top w:type="dxa" w:w="100"/>
+              <w:left w:type="dxa" w:w="120"/>
+              <w:bottom w:type="dxa" w:w="100"/>
+              <w:right w:type="dxa" w:w="120"/>
+            </w:tcMar>
+          </w:tcPr>
+          <w:p>
+            <w:pPr>
+              <w:spacing w:after="40" w:line="280"/>
+            </w:pPr>
+            <w:r>
+              <w:rPr>
+                <w:rFonts w:ascii="Times New Roman" w:cs="Times New Roman" w:eastAsia="SimSun" w:hAnsi="Times New Roman"/>
+                <w:sz w:val="24"/>
+                <w:szCs w:val="24"/>
+              </w:rPr>
+              <w:t xml:space="preserve">40404</w:t>
+            </w:r>
+          </w:p>
+        </w:tc>
+        <w:tc>
+          <w:tcPr>
+            <w:tcW w:type="dxa" w:w="3800"/>
+            <w:tcMar>
+              <w:top w:type="dxa" w:w="100"/>
+              <w:left w:type="dxa" w:w="120"/>
+              <w:bottom w:type="dxa" w:w="100"/>
+              <w:right w:type="dxa" w:w="120"/>
+            </w:tcMar>
+          </w:tcPr>
+          <w:p>
+            <w:pPr>
+              <w:spacing w:after="40" w:line="280"/>
+            </w:pPr>
+            <w:r>
+              <w:rPr>
+                <w:rFonts w:ascii="Times New Roman" w:cs="Times New Roman" w:eastAsia="SimSun" w:hAnsi="Times New Roman"/>
+                <w:sz w:val="24"/>
+                <w:szCs w:val="24"/>
+              </w:rPr>
+              <w:t xml:space="preserve">网关未找到路由：检查请求路径、方法是否与注册一致</w:t>
+            </w:r>
+          </w:p>
+        </w:tc>
+      </w:tr>
+      <w:tr>
+        <w:tc>
+          <w:tcPr>
+            <w:tcW w:type="dxa" w:w="1400"/>
+            <w:tcMar>
+              <w:top w:type="dxa" w:w="100"/>
+              <w:left w:type="dxa" w:w="120"/>
+              <w:bottom w:type="dxa" w:w="100"/>
+              <w:right w:type="dxa" w:w="120"/>
+            </w:tcMar>
+          </w:tcPr>
+          <w:p>
+            <w:pPr>
+              <w:spacing w:after="40" w:line="280"/>
+            </w:pPr>
+            <w:r>
+              <w:rPr>
+                <w:rFonts w:ascii="Times New Roman" w:cs="Times New Roman" w:eastAsia="SimSun" w:hAnsi="Times New Roman"/>
+                <w:sz w:val="24"/>
+                <w:szCs w:val="24"/>
+              </w:rPr>
+              <w:t xml:space="preserve">403</w:t>
+            </w:r>
+          </w:p>
+        </w:tc>
+        <w:tc>
+          <w:tcPr>
+            <w:tcW w:type="dxa" w:w="2200"/>
+            <w:tcMar>
+              <w:top w:type="dxa" w:w="100"/>
+              <w:left w:type="dxa" w:w="120"/>
+              <w:bottom w:type="dxa" w:w="100"/>
+              <w:right w:type="dxa" w:w="120"/>
+            </w:tcMar>
+          </w:tcPr>
+          <w:p>
+            <w:pPr>
+              <w:spacing w:after="40" w:line="280"/>
+            </w:pPr>
+            <w:r>
+              <w:rPr>
+                <w:rFonts w:ascii="Times New Roman" w:cs="Times New Roman" w:eastAsia="SimSun" w:hAnsi="Times New Roman"/>
+                <w:sz w:val="24"/>
+                <w:szCs w:val="24"/>
+              </w:rPr>
+              <w:t xml:space="preserve">40301</w:t>
+            </w:r>
+          </w:p>
+        </w:tc>
+        <w:tc>
+          <w:tcPr>
+            <w:tcW w:type="dxa" w:w="3800"/>
+            <w:tcMar>
+              <w:top w:type="dxa" w:w="100"/>
+              <w:left w:type="dxa" w:w="120"/>
+              <w:bottom w:type="dxa" w:w="100"/>
+              <w:right w:type="dxa" w:w="120"/>
+            </w:tcMar>
+          </w:tcPr>
+          <w:p>
+            <w:pPr>
+              <w:spacing w:after="40" w:line="280"/>
+            </w:pPr>
+            <w:r>
+              <w:rPr>
+                <w:rFonts w:ascii="Times New Roman" w:cs="Times New Roman" w:eastAsia="SimSun" w:hAnsi="Times New Roman"/>
+                <w:sz w:val="24"/>
+                <w:szCs w:val="24"/>
+              </w:rPr>
+              <w:t xml:space="preserve">API 不是已发布状态：先到详情页「发布」</w:t>
+            </w:r>
+          </w:p>
+        </w:tc>
+      </w:tr>
+      <w:tr>
+        <w:tc>
+          <w:tcPr>
+            <w:tcW w:type="dxa" w:w="1400"/>
+            <w:tcMar>
+              <w:top w:type="dxa" w:w="100"/>
+              <w:left w:type="dxa" w:w="120"/>
+              <w:bottom w:type="dxa" w:w="100"/>
+              <w:right w:type="dxa" w:w="120"/>
+            </w:tcMar>
+          </w:tcPr>
+          <w:p>
+            <w:pPr>
+              <w:spacing w:after="40" w:line="280"/>
+            </w:pPr>
+            <w:r>
+              <w:rPr>
+                <w:rFonts w:ascii="Times New Roman" w:cs="Times New Roman" w:eastAsia="SimSun" w:hAnsi="Times New Roman"/>
+                <w:sz w:val="24"/>
+                <w:szCs w:val="24"/>
+              </w:rPr>
+              <w:t xml:space="preserve">401</w:t>
+            </w:r>
+          </w:p>
+        </w:tc>
+        <w:tc>
+          <w:tcPr>
+            <w:tcW w:type="dxa" w:w="2200"/>
+            <w:tcMar>
+              <w:top w:type="dxa" w:w="100"/>
+              <w:left w:type="dxa" w:w="120"/>
+              <w:bottom w:type="dxa" w:w="100"/>
+              <w:right w:type="dxa" w:w="120"/>
+            </w:tcMar>
+          </w:tcPr>
+          <w:p>
+            <w:pPr>
+              <w:spacing w:after="40" w:line="280"/>
+            </w:pPr>
+            <w:r>
+              <w:rPr>
+                <w:rFonts w:ascii="Times New Roman" w:cs="Times New Roman" w:eastAsia="SimSun" w:hAnsi="Times New Roman"/>
+                <w:sz w:val="24"/>
+                <w:szCs w:val="24"/>
+              </w:rPr>
+              <w:t xml:space="preserve">40100 / 40101</w:t>
+            </w:r>
+          </w:p>
+        </w:tc>
+        <w:tc>
+          <w:tcPr>
+            <w:tcW w:type="dxa" w:w="3800"/>
+            <w:tcMar>
+              <w:top w:type="dxa" w:w="100"/>
+              <w:left w:type="dxa" w:w="120"/>
+              <w:bottom w:type="dxa" w:w="100"/>
+              <w:right w:type="dxa" w:w="120"/>
+            </w:tcMar>
+          </w:tcPr>
+          <w:p>
+            <w:pPr>
+              <w:spacing w:after="40" w:line="280"/>
+            </w:pPr>
+            <w:r>
+              <w:rPr>
+                <w:rFonts w:ascii="Times New Roman" w:cs="Times New Roman" w:eastAsia="SimSun" w:hAnsi="Times New Roman"/>
+                <w:sz w:val="24"/>
+                <w:szCs w:val="24"/>
+              </w:rPr>
+              <w:t xml:space="preserve">缺少或无效 AccessKey，或应用已停用：检查应用状态与密钥</w:t>
+            </w:r>
+          </w:p>
+        </w:tc>
+      </w:tr>
+      <w:tr>
+        <w:tc>
+          <w:tcPr>
+            <w:tcW w:type="dxa" w:w="1400"/>
+            <w:tcMar>
+              <w:top w:type="dxa" w:w="100"/>
+              <w:left w:type="dxa" w:w="120"/>
+              <w:bottom w:type="dxa" w:w="100"/>
+              <w:right w:type="dxa" w:w="120"/>
+            </w:tcMar>
+          </w:tcPr>
+          <w:p>
+            <w:pPr>
+              <w:spacing w:after="40" w:line="280"/>
+            </w:pPr>
+            <w:r>
+              <w:rPr>
+                <w:rFonts w:ascii="Times New Roman" w:cs="Times New Roman" w:eastAsia="SimSun" w:hAnsi="Times New Roman"/>
+                <w:sz w:val="24"/>
+                <w:szCs w:val="24"/>
+              </w:rPr>
+              <w:t xml:space="preserve">403</w:t>
+            </w:r>
+          </w:p>
+        </w:tc>
+        <w:tc>
+          <w:tcPr>
+            <w:tcW w:type="dxa" w:w="2200"/>
+            <w:tcMar>
+              <w:top w:type="dxa" w:w="100"/>
+              <w:left w:type="dxa" w:w="120"/>
+              <w:bottom w:type="dxa" w:w="100"/>
+              <w:right w:type="dxa" w:w="120"/>
+            </w:tcMar>
+          </w:tcPr>
+          <w:p>
+            <w:pPr>
+              <w:spacing w:after="40" w:line="280"/>
+            </w:pPr>
+            <w:r>
+              <w:rPr>
+                <w:rFonts w:ascii="Times New Roman" w:cs="Times New Roman" w:eastAsia="SimSun" w:hAnsi="Times New Roman"/>
+                <w:sz w:val="24"/>
+                <w:szCs w:val="24"/>
+              </w:rPr>
+              <w:t xml:space="preserve">40302</w:t>
+            </w:r>
+          </w:p>
+        </w:tc>
+        <w:tc>
+          <w:tcPr>
+            <w:tcW w:type="dxa" w:w="3800"/>
+            <w:tcMar>
+              <w:top w:type="dxa" w:w="100"/>
+              <w:left w:type="dxa" w:w="120"/>
+              <w:bottom w:type="dxa" w:w="100"/>
+              <w:right w:type="dxa" w:w="120"/>
+            </w:tcMar>
+          </w:tcPr>
+          <w:p>
+            <w:pPr>
+              <w:spacing w:after="40" w:line="280"/>
+            </w:pPr>
+            <w:r>
+              <w:rPr>
+                <w:rFonts w:ascii="Times New Roman" w:cs="Times New Roman" w:eastAsia="SimSun" w:hAnsi="Times New Roman"/>
+                <w:sz w:val="24"/>
+                <w:szCs w:val="24"/>
+              </w:rPr>
+              <w:t xml:space="preserve">应用未授权该 API：在「应用与密钥」中为应用勾选授权</w:t>
+            </w:r>
+          </w:p>
+        </w:tc>
+      </w:tr>
+      <w:tr>
+        <w:tc>
+          <w:tcPr>
+            <w:tcW w:type="dxa" w:w="1400"/>
+            <w:tcMar>
+              <w:top w:type="dxa" w:w="100"/>
+              <w:left w:type="dxa" w:w="120"/>
+              <w:bottom w:type="dxa" w:w="100"/>
+              <w:right w:type="dxa" w:w="120"/>
+            </w:tcMar>
+          </w:tcPr>
+          <w:p>
+            <w:pPr>
+              <w:spacing w:after="40" w:line="280"/>
+            </w:pPr>
+            <w:r>
+              <w:rPr>
+                <w:rFonts w:ascii="Times New Roman" w:cs="Times New Roman" w:eastAsia="SimSun" w:hAnsi="Times New Roman"/>
+                <w:sz w:val="24"/>
+                <w:szCs w:val="24"/>
+              </w:rPr>
+              <w:t xml:space="preserve">429 / 503</w:t>
+            </w:r>
+          </w:p>
+        </w:tc>
+        <w:tc>
+          <w:tcPr>
+            <w:tcW w:type="dxa" w:w="2200"/>
+            <w:tcMar>
+              <w:top w:type="dxa" w:w="100"/>
+              <w:left w:type="dxa" w:w="120"/>
+              <w:bottom w:type="dxa" w:w="100"/>
+              <w:right w:type="dxa" w:w="120"/>
+            </w:tcMar>
+          </w:tcPr>
+          <w:p>
+            <w:pPr>
+              <w:spacing w:after="40" w:line="280"/>
+            </w:pPr>
+            <w:r>
+              <w:rPr>
+                <w:rFonts w:ascii="Times New Roman" w:cs="Times New Roman" w:eastAsia="SimSun" w:hAnsi="Times New Roman"/>
+                <w:sz w:val="24"/>
+                <w:szCs w:val="24"/>
+              </w:rPr>
+              <w:t xml:space="preserve">42900 / 50301</w:t>
+            </w:r>
+          </w:p>
+        </w:tc>
+        <w:tc>
+          <w:tcPr>
+            <w:tcW w:type="dxa" w:w="3800"/>
+            <w:tcMar>
+              <w:top w:type="dxa" w:w="100"/>
+              <w:left w:type="dxa" w:w="120"/>
+              <w:bottom w:type="dxa" w:w="100"/>
+              <w:right w:type="dxa" w:w="120"/>
+            </w:tcMar>
+          </w:tcPr>
+          <w:p>
+            <w:pPr>
+              <w:spacing w:after="40" w:line="280"/>
+            </w:pPr>
+            <w:r>
+              <w:rPr>
+                <w:rFonts w:ascii="Times New Roman" w:cs="Times New Roman" w:eastAsia="SimSun" w:hAnsi="Times New Roman"/>
+                <w:sz w:val="24"/>
+                <w:szCs w:val="24"/>
+              </w:rPr>
+              <w:t xml:space="preserve">触发限流或熔断：降低频率或等待熔断恢复</w:t>
+            </w:r>
+          </w:p>
+        </w:tc>
+      </w:tr>
+    </w:tbl>
     <w:p>
       <w:pPr>
         <w:pStyle w:val="Heading2"/>
@@ -3208,6 +3771,35 @@
           <w:szCs w:val="24"/>
         </w:rPr>
         <w:t xml:space="preserve">A：启用中的应用禁止重置。先「停用」应用，重置并二次确认后，将新密钥同步给调用方再「启用」。</w:t>
+      </w:r>
+    </w:p>
+    <w:p>
+      <w:pPr>
+        <w:spacing w:after="80" w:before="160"/>
+      </w:pPr>
+      <w:r>
+        <w:rPr>
+          <w:rFonts w:ascii="Times New Roman" w:cs="Times New Roman" w:eastAsia="SimSun" w:hAnsi="Times New Roman"/>
+          <w:b/>
+          <w:bCs/>
+          <w:sz w:val="24"/>
+          <w:szCs w:val="24"/>
+        </w:rPr>
+        <w:t xml:space="preserve">Q：在线调试报 401/403 是 bug 吗？</w:t>
+      </w:r>
+    </w:p>
+    <w:p>
+      <w:pPr>
+        <w:spacing w:after="160" w:line="300"/>
+        <w:ind w:firstLine="475"/>
+      </w:pPr>
+      <w:r>
+        <w:rPr>
+          <w:rFonts w:ascii="Times New Roman" w:cs="Times New Roman" w:eastAsia="SimSun" w:hAnsi="Times New Roman"/>
+          <w:sz w:val="24"/>
+          <w:szCs w:val="24"/>
+        </w:rPr>
+        <w:t xml:space="preserve">A：不是。在线调试走真实网关链路，与外部调用方同等校验：API 必须已发布，且存在启用中并已授权该 API 的应用（调试页自动携带其 AccessKey）。未发布返回 40301，未授权返回 40302。只想验证后端本身请用「测试连接」（直连后端，不要求发布/授权）。</w:t>
       </w:r>
     </w:p>
     <w:p>

--- a/docs/WebAPI管理平台操作手册.docx
+++ b/docs/WebAPI管理平台操作手册.docx
@@ -1393,7 +1393,321 @@
           <w:sz w:val="26"/>
           <w:szCs w:val="26"/>
         </w:rPr>
-        <w:t xml:space="preserve">3.5 保存与发布</w:t>
+        <w:t xml:space="preserve">3.5 object 参数端到端示例（以人员查询接口为例）</w:t>
+      </w:r>
+    </w:p>
+    <w:p>
+      <w:pPr>
+        <w:spacing w:after="160" w:line="300"/>
+        <w:ind w:firstLine="475"/>
+      </w:pPr>
+      <w:r>
+        <w:rPr>
+          <w:rFonts w:ascii="Times New Roman" w:cs="Times New Roman" w:eastAsia="SimSun" w:hAnsi="Times New Roman"/>
+          <w:sz w:val="24"/>
+          <w:szCs w:val="24"/>
+        </w:rPr>
+        <w:t xml:space="preserve">场景：注册 POST /userInfo/v1/query，后端要求请求体为 {"filter":{"keyword":"张","page":1}}。配置与测试步骤如下。</w:t>
+      </w:r>
+    </w:p>
+    <w:p>
+      <w:pPr>
+        <w:spacing w:after="160" w:line="300"/>
+        <w:ind w:firstLine="475"/>
+      </w:pPr>
+      <w:r>
+        <w:rPr>
+          <w:rFonts w:ascii="Times New Roman" w:cs="Times New Roman" w:eastAsia="SimSun" w:hAnsi="Times New Roman"/>
+          <w:sz w:val="24"/>
+          <w:szCs w:val="24"/>
+        </w:rPr>
+        <w:t xml:space="preserve">第 1 步：在 Body 参数表格添加一行——参数名填 JSON 里的 key，类型选 object，说明栏写清内部结构，嵌套字段用点号路径逐行展开：</w:t>
+      </w:r>
+    </w:p>
+    <w:tbl>
+      <w:tblPr>
+        <w:tblW w:type="dxa" w:w="7400"/>
+        <w:tblBorders>
+          <w:top w:val="single" w:color="auto" w:sz="4"/>
+          <w:left w:val="single" w:color="auto" w:sz="4"/>
+          <w:bottom w:val="single" w:color="auto" w:sz="4"/>
+          <w:right w:val="single" w:color="auto" w:sz="4"/>
+          <w:insideH w:val="single" w:color="auto" w:sz="4"/>
+          <w:insideV w:val="single" w:color="auto" w:sz="4"/>
+        </w:tblBorders>
+      </w:tblPr>
+      <w:tblGrid>
+        <w:gridCol w:w="1300"/>
+        <w:gridCol w:w="1100"/>
+        <w:gridCol w:w="900"/>
+        <w:gridCol w:w="4100"/>
+      </w:tblGrid>
+      <w:tr>
+        <w:tc>
+          <w:tcPr>
+            <w:tcW w:type="dxa" w:w="1300"/>
+            <w:shd w:fill="EEF3F6" w:val="clear"/>
+            <w:tcMar>
+              <w:top w:type="dxa" w:w="100"/>
+              <w:left w:type="dxa" w:w="120"/>
+              <w:bottom w:type="dxa" w:w="100"/>
+              <w:right w:type="dxa" w:w="120"/>
+            </w:tcMar>
+          </w:tcPr>
+          <w:p>
+            <w:pPr>
+              <w:spacing w:after="40" w:line="280"/>
+            </w:pPr>
+            <w:r>
+              <w:rPr>
+                <w:rFonts w:ascii="Times New Roman" w:cs="Times New Roman" w:eastAsia="SimSun" w:hAnsi="Times New Roman"/>
+                <w:b/>
+                <w:bCs/>
+                <w:sz w:val="24"/>
+                <w:szCs w:val="24"/>
+              </w:rPr>
+              <w:t xml:space="preserve">参数名</w:t>
+            </w:r>
+          </w:p>
+        </w:tc>
+        <w:tc>
+          <w:tcPr>
+            <w:tcW w:type="dxa" w:w="1100"/>
+            <w:shd w:fill="EEF3F6" w:val="clear"/>
+            <w:tcMar>
+              <w:top w:type="dxa" w:w="100"/>
+              <w:left w:type="dxa" w:w="120"/>
+              <w:bottom w:type="dxa" w:w="100"/>
+              <w:right w:type="dxa" w:w="120"/>
+            </w:tcMar>
+          </w:tcPr>
+          <w:p>
+            <w:pPr>
+              <w:spacing w:after="40" w:line="280"/>
+            </w:pPr>
+            <w:r>
+              <w:rPr>
+                <w:rFonts w:ascii="Times New Roman" w:cs="Times New Roman" w:eastAsia="SimSun" w:hAnsi="Times New Roman"/>
+                <w:b/>
+                <w:bCs/>
+                <w:sz w:val="24"/>
+                <w:szCs w:val="24"/>
+              </w:rPr>
+              <w:t xml:space="preserve">类型</w:t>
+            </w:r>
+          </w:p>
+        </w:tc>
+        <w:tc>
+          <w:tcPr>
+            <w:tcW w:type="dxa" w:w="900"/>
+            <w:shd w:fill="EEF3F6" w:val="clear"/>
+            <w:tcMar>
+              <w:top w:type="dxa" w:w="100"/>
+              <w:left w:type="dxa" w:w="120"/>
+              <w:bottom w:type="dxa" w:w="100"/>
+              <w:right w:type="dxa" w:w="120"/>
+            </w:tcMar>
+          </w:tcPr>
+          <w:p>
+            <w:pPr>
+              <w:spacing w:after="40" w:line="280"/>
+            </w:pPr>
+            <w:r>
+              <w:rPr>
+                <w:rFonts w:ascii="Times New Roman" w:cs="Times New Roman" w:eastAsia="SimSun" w:hAnsi="Times New Roman"/>
+                <w:b/>
+                <w:bCs/>
+                <w:sz w:val="24"/>
+                <w:szCs w:val="24"/>
+              </w:rPr>
+              <w:t xml:space="preserve">必填</w:t>
+            </w:r>
+          </w:p>
+        </w:tc>
+        <w:tc>
+          <w:tcPr>
+            <w:tcW w:type="dxa" w:w="4100"/>
+            <w:shd w:fill="EEF3F6" w:val="clear"/>
+            <w:tcMar>
+              <w:top w:type="dxa" w:w="100"/>
+              <w:left w:type="dxa" w:w="120"/>
+              <w:bottom w:type="dxa" w:w="100"/>
+              <w:right w:type="dxa" w:w="120"/>
+            </w:tcMar>
+          </w:tcPr>
+          <w:p>
+            <w:pPr>
+              <w:spacing w:after="40" w:line="280"/>
+            </w:pPr>
+            <w:r>
+              <w:rPr>
+                <w:rFonts w:ascii="Times New Roman" w:cs="Times New Roman" w:eastAsia="SimSun" w:hAnsi="Times New Roman"/>
+                <w:b/>
+                <w:bCs/>
+                <w:sz w:val="24"/>
+                <w:szCs w:val="24"/>
+              </w:rPr>
+              <w:t xml:space="preserve">说明</w:t>
+            </w:r>
+          </w:p>
+        </w:tc>
+      </w:tr>
+      <w:tr>
+        <w:tc>
+          <w:tcPr>
+            <w:tcW w:type="dxa" w:w="1300"/>
+            <w:tcMar>
+              <w:top w:type="dxa" w:w="100"/>
+              <w:left w:type="dxa" w:w="120"/>
+              <w:bottom w:type="dxa" w:w="100"/>
+              <w:right w:type="dxa" w:w="120"/>
+            </w:tcMar>
+          </w:tcPr>
+          <w:p>
+            <w:pPr>
+              <w:spacing w:after="40" w:line="280"/>
+            </w:pPr>
+            <w:r>
+              <w:rPr>
+                <w:rFonts w:ascii="Times New Roman" w:cs="Times New Roman" w:eastAsia="SimSun" w:hAnsi="Times New Roman"/>
+                <w:sz w:val="24"/>
+                <w:szCs w:val="24"/>
+              </w:rPr>
+              <w:t xml:space="preserve">filter</w:t>
+            </w:r>
+          </w:p>
+        </w:tc>
+        <w:tc>
+          <w:tcPr>
+            <w:tcW w:type="dxa" w:w="1100"/>
+            <w:tcMar>
+              <w:top w:type="dxa" w:w="100"/>
+              <w:left w:type="dxa" w:w="120"/>
+              <w:bottom w:type="dxa" w:w="100"/>
+              <w:right w:type="dxa" w:w="120"/>
+            </w:tcMar>
+          </w:tcPr>
+          <w:p>
+            <w:pPr>
+              <w:spacing w:after="40" w:line="280"/>
+            </w:pPr>
+            <w:r>
+              <w:rPr>
+                <w:rFonts w:ascii="Times New Roman" w:cs="Times New Roman" w:eastAsia="SimSun" w:hAnsi="Times New Roman"/>
+                <w:sz w:val="24"/>
+                <w:szCs w:val="24"/>
+              </w:rPr>
+              <w:t xml:space="preserve">object</w:t>
+            </w:r>
+          </w:p>
+        </w:tc>
+        <w:tc>
+          <w:tcPr>
+            <w:tcW w:type="dxa" w:w="900"/>
+            <w:tcMar>
+              <w:top w:type="dxa" w:w="100"/>
+              <w:left w:type="dxa" w:w="120"/>
+              <w:bottom w:type="dxa" w:w="100"/>
+              <w:right w:type="dxa" w:w="120"/>
+            </w:tcMar>
+          </w:tcPr>
+          <w:p>
+            <w:pPr>
+              <w:spacing w:after="40" w:line="280"/>
+            </w:pPr>
+            <w:r>
+              <w:rPr>
+                <w:rFonts w:ascii="Times New Roman" w:cs="Times New Roman" w:eastAsia="SimSun" w:hAnsi="Times New Roman"/>
+                <w:sz w:val="24"/>
+                <w:szCs w:val="24"/>
+              </w:rPr>
+              <w:t xml:space="preserve">是</w:t>
+            </w:r>
+          </w:p>
+        </w:tc>
+        <w:tc>
+          <w:tcPr>
+            <w:tcW w:type="dxa" w:w="4100"/>
+            <w:tcMar>
+              <w:top w:type="dxa" w:w="100"/>
+              <w:left w:type="dxa" w:w="120"/>
+              <w:bottom w:type="dxa" w:w="100"/>
+              <w:right w:type="dxa" w:w="120"/>
+            </w:tcMar>
+          </w:tcPr>
+          <w:p>
+            <w:pPr>
+              <w:spacing w:after="40" w:line="280"/>
+            </w:pPr>
+            <w:r>
+              <w:rPr>
+                <w:rFonts w:ascii="Times New Roman" w:cs="Times New Roman" w:eastAsia="SimSun" w:hAnsi="Times New Roman"/>
+                <w:sz w:val="24"/>
+                <w:szCs w:val="24"/>
+              </w:rPr>
+              <w:t xml:space="preserve">查询条件对象，结构：{"keyword":"张","page":1}\n  filter.keyword  string  必填  姓名关键词\n  filter.page     number  可选  页码，默认 1</w:t>
+            </w:r>
+          </w:p>
+        </w:tc>
+      </w:tr>
+    </w:tbl>
+    <w:p>
+      <w:pPr>
+        <w:spacing w:after="160" w:line="300"/>
+        <w:ind w:firstLine="475"/>
+      </w:pPr>
+      <w:r>
+        <w:rPr>
+          <w:rFonts w:ascii="Times New Roman" w:cs="Times New Roman" w:eastAsia="SimSun" w:hAnsi="Times New Roman"/>
+          <w:sz w:val="24"/>
+          <w:szCs w:val="24"/>
+        </w:rPr>
+        <w:t xml:space="preserve">注意：object 参数仅对 POST/PUT/PATCH 有意义（GET 无请求体）；路径 {param} 占位符始终是字符串替换，不能放对象。</w:t>
+      </w:r>
+    </w:p>
+    <w:p>
+      <w:pPr>
+        <w:spacing w:after="160" w:line="300"/>
+        <w:ind w:firstLine="475"/>
+      </w:pPr>
+      <w:r>
+        <w:rPr>
+          <w:rFonts w:ascii="Times New Roman" w:cs="Times New Roman" w:eastAsia="SimSun" w:hAnsi="Times New Roman"/>
+          <w:sz w:val="24"/>
+          <w:szCs w:val="24"/>
+        </w:rPr>
+        <w:t xml:space="preserve">第 2 步：保存并发布后，在详情页「在线调试」中测试。object 参数渲染为多行输入框，直接粘贴 JSON：{"keyword": "张", "page": 1}。点击「发送请求」时系统按顺序校验：① JSON 合法性（引号/逗号/括号错误直接拦截不发请求）；② 类型匹配（object 字段填了数组会提示应为 JSON 对象）；③ 全部通过后按真对象组装，整个请求体为 {"filter":{"keyword":"张","page":1}}，以 Content-Type: application/json 发送——不是字符串包裹。</w:t>
+      </w:r>
+    </w:p>
+    <w:p>
+      <w:pPr>
+        <w:spacing w:after="160" w:line="300"/>
+        <w:ind w:firstLine="475"/>
+      </w:pPr>
+      <w:r>
+        <w:rPr>
+          <w:rFonts w:ascii="Times New Roman" w:cs="Times New Roman" w:eastAsia="SimSun" w:hAnsi="Times New Roman"/>
+          <w:sz w:val="24"/>
+          <w:szCs w:val="24"/>
+        </w:rPr>
+        <w:t xml:space="preserve">常见填错：使用中文引号或尾随逗号（JSON 非法被拦）；object 字段误填 [1,2]（类型不匹配被拦）；未发布或未授权应用（网关 403/401，详见 6.1）。</w:t>
+      </w:r>
+    </w:p>
+    <w:p>
+      <w:pPr>
+        <w:pStyle w:val="Heading2"/>
+        <w:spacing w:after="120" w:before="240"/>
+      </w:pPr>
+      <w:r>
+        <w:rPr>
+          <w:rFonts w:ascii="Times New Roman" w:cs="Times New Roman" w:eastAsia="SimSun" w:hAnsi="Times New Roman"/>
+          <w:b/>
+          <w:bCs/>
+          <w:color w:val="1F2A37"/>
+          <w:sz w:val="26"/>
+          <w:szCs w:val="26"/>
+        </w:rPr>
+        <w:t xml:space="preserve">3.6 保存与发布</w:t>
       </w:r>
     </w:p>
     <w:p>

--- a/docs/WebAPI管理平台操作手册.docx
+++ b/docs/WebAPI管理平台操作手册.docx
@@ -48,7 +48,7 @@
           <w:sz w:val="24"/>
           <w:szCs w:val="24"/>
         </w:rPr>
-        <w:t xml:space="preserve">适用版本：v1.3.1　|　适用角色：管理员 / 操作员 / 只读</w:t>
+        <w:t xml:space="preserve">适用版本：v1.3.2　|　适用角色：管理员 / 操作员 / 只读</w:t>
       </w:r>
     </w:p>
     <w:p>
@@ -709,6 +709,24 @@
           <w:sz w:val="24"/>
           <w:szCs w:val="24"/>
         </w:rPr>
+        <w:t xml:space="preserve">强制改密：使用初始密码（或管理员重置后的密码）登录时，系统弹出"请修改初始密码"对话框且不可跳过，修改成功后所有会话失效，用新密码重新登录。</w:t>
+      </w:r>
+    </w:p>
+    <w:p>
+      <w:pPr>
+        <w:pStyle w:val="ListParagraph"/>
+        <w:numPr>
+          <w:ilvl w:val="0"/>
+          <w:numId w:val="1"/>
+        </w:numPr>
+        <w:spacing w:after="80" w:line="300"/>
+      </w:pPr>
+      <w:r>
+        <w:rPr>
+          <w:rFonts w:ascii="Times New Roman" w:cs="Times New Roman" w:eastAsia="SimSun" w:hAnsi="Times New Roman"/>
+          <w:sz w:val="24"/>
+          <w:szCs w:val="24"/>
+        </w:rPr>
         <w:t xml:space="preserve">连续输错密码 5 次，账号锁定 5 分钟，请核对后再试或联系管理员。</w:t>
       </w:r>
     </w:p>
@@ -1305,6 +1323,24 @@
           <w:sz w:val="24"/>
           <w:szCs w:val="24"/>
         </w:rPr>
+        <w:t xml:space="preserve">安全防护：「测试连接」由服务器代发请求，内置 SSRF 防护——云元数据（169.254.169.254）、本机回环（127.0.0.1 等）与链路本地地址一律拦截；本机联调需部署方开启 ALLOW_LOCAL_TEST=1。</w:t>
+      </w:r>
+    </w:p>
+    <w:p>
+      <w:pPr>
+        <w:pStyle w:val="ListParagraph"/>
+        <w:numPr>
+          <w:ilvl w:val="0"/>
+          <w:numId w:val="1"/>
+        </w:numPr>
+        <w:spacing w:after="80" w:line="300"/>
+      </w:pPr>
+      <w:r>
+        <w:rPr>
+          <w:rFonts w:ascii="Times New Roman" w:cs="Times New Roman" w:eastAsia="SimSun" w:hAnsi="Times New Roman"/>
+          <w:sz w:val="24"/>
+          <w:szCs w:val="24"/>
+        </w:rPr>
         <w:t xml:space="preserve">修改路径或后端地址后，旧测试结果会自动清除，请重新测试。</w:t>
       </w:r>
     </w:p>
@@ -1340,7 +1376,7 @@
           <w:sz w:val="24"/>
           <w:szCs w:val="24"/>
         </w:rPr>
-        <w:t xml:space="preserve">按需维护 Query 参数、Header 参数（默认含 X-Access-Key）、Body 参数的文档（名称/类型/必填/说明）。</w:t>
+        <w:t xml:space="preserve">按需维护 Query 参数、Header 参数（默认含 X-Access-Key 与 X-Secret-Key 双因子）、Body 参数的文档（名称/类型/必填/说明）。</w:t>
       </w:r>
     </w:p>
     <w:p>
@@ -2323,7 +2359,7 @@
           <w:sz w:val="24"/>
           <w:szCs w:val="24"/>
         </w:rPr>
-        <w:t xml:space="preserve">适用角色：操作员及以上。应用代表调用方系统，凭 AccessKey/SecretKey 经网关调用已授权的 API。</w:t>
+        <w:t xml:space="preserve">适用角色：操作员及以上。应用代表调用方系统，凭 AccessKey/SecretKey 经网关调用已授权的 API。密钥由服务端以加密安全随机数生成，网关调用需同时携带 X-Access-Key 与 X-Secret-Key 两个请求头（双因子校验，常量时间比较）。</w:t>
       </w:r>
     </w:p>
     <w:p>
@@ -2358,7 +2394,7 @@
           <w:sz w:val="24"/>
           <w:szCs w:val="24"/>
         </w:rPr>
-        <w:t xml:space="preserve">进入「应用与密钥」，点击「创建应用」，填写名称与负责人。</w:t>
+        <w:t xml:space="preserve">进入「应用与密钥」，点击「创建应用」，填写名称与负责人。保存后系统自动生成 AccessKey / SecretKey，在列表中查看。</w:t>
       </w:r>
     </w:p>
     <w:p>
@@ -2395,6 +2431,24 @@
           <w:szCs w:val="24"/>
         </w:rPr>
         <w:t xml:space="preserve">列表中点击 AccessKey 的复制按钮即可复制；局域网 HTTP 访问时若复制无反应，为浏览器安全限制，系统会自动降级复制方案，仍无反应可手动选中复制。</w:t>
+      </w:r>
+    </w:p>
+    <w:p>
+      <w:pPr>
+        <w:pStyle w:val="ListParagraph"/>
+        <w:numPr>
+          <w:ilvl w:val="0"/>
+          <w:numId w:val="1"/>
+        </w:numPr>
+        <w:spacing w:after="80" w:line="300"/>
+      </w:pPr>
+      <w:r>
+        <w:rPr>
+          <w:rFonts w:ascii="Times New Roman" w:cs="Times New Roman" w:eastAsia="SimSun" w:hAnsi="Times New Roman"/>
+          <w:sz w:val="24"/>
+          <w:szCs w:val="24"/>
+        </w:rPr>
+        <w:t xml:space="preserve">只读（viewer）角色看到的 SecretKey 为脱敏掩码，无法查看或复制完整值；请使用操作员/管理员账号分发密钥。</w:t>
       </w:r>
     </w:p>
     <w:p>
@@ -2598,7 +2652,7 @@
           <w:sz w:val="24"/>
           <w:szCs w:val="24"/>
         </w:rPr>
-        <w:t xml:space="preserve">存在至少一个「启用中」的应用，且已授权该 API；调试页自动携带首个已授权启用中应用的 AccessKey。无可用应用时返回 401（缺少密钥）或 40302（未授权）。</w:t>
+        <w:t xml:space="preserve">存在至少一个「启用中」的应用，且已授权该 API；调试页自动携带首个已授权启用中应用的 AccessKey + SecretKey 双因子。无可用应用时返回 401（缺少密钥）或 40302（未授权）。</w:t>
       </w:r>
     </w:p>
     <w:p>
@@ -2666,7 +2720,7 @@
           <w:sz w:val="24"/>
           <w:szCs w:val="24"/>
         </w:rPr>
-        <w:t xml:space="preserve">鉴权方式为 API Key 时，自动携带首个已授权启用中应用的 AccessKey。</w:t>
+        <w:t xml:space="preserve">鉴权方式为 API Key 时，自动携带首个已授权启用中应用的 AccessKey 与 SecretKey。</w:t>
       </w:r>
     </w:p>
     <w:p>
@@ -3044,6 +3098,80 @@
                 <w:sz w:val="24"/>
                 <w:szCs w:val="24"/>
               </w:rPr>
+              <w:t xml:space="preserve">401</w:t>
+            </w:r>
+          </w:p>
+        </w:tc>
+        <w:tc>
+          <w:tcPr>
+            <w:tcW w:type="dxa" w:w="2200"/>
+            <w:tcMar>
+              <w:top w:type="dxa" w:w="100"/>
+              <w:left w:type="dxa" w:w="120"/>
+              <w:bottom w:type="dxa" w:w="100"/>
+              <w:right w:type="dxa" w:w="120"/>
+            </w:tcMar>
+          </w:tcPr>
+          <w:p>
+            <w:pPr>
+              <w:spacing w:after="40" w:line="280"/>
+            </w:pPr>
+            <w:r>
+              <w:rPr>
+                <w:rFonts w:ascii="Times New Roman" w:cs="Times New Roman" w:eastAsia="SimSun" w:hAnsi="Times New Roman"/>
+                <w:sz w:val="24"/>
+                <w:szCs w:val="24"/>
+              </w:rPr>
+              <w:t xml:space="preserve">40102</w:t>
+            </w:r>
+          </w:p>
+        </w:tc>
+        <w:tc>
+          <w:tcPr>
+            <w:tcW w:type="dxa" w:w="3800"/>
+            <w:tcMar>
+              <w:top w:type="dxa" w:w="100"/>
+              <w:left w:type="dxa" w:w="120"/>
+              <w:bottom w:type="dxa" w:w="100"/>
+              <w:right w:type="dxa" w:w="120"/>
+            </w:tcMar>
+          </w:tcPr>
+          <w:p>
+            <w:pPr>
+              <w:spacing w:after="40" w:line="280"/>
+            </w:pPr>
+            <w:r>
+              <w:rPr>
+                <w:rFonts w:ascii="Times New Roman" w:cs="Times New Roman" w:eastAsia="SimSun" w:hAnsi="Times New Roman"/>
+                <w:sz w:val="24"/>
+                <w:szCs w:val="24"/>
+              </w:rPr>
+              <w:t xml:space="preserve">缺少或无效 SecretKey：调用方需同时携带 X-Access-Key 与 X-Secret-Key</w:t>
+            </w:r>
+          </w:p>
+        </w:tc>
+      </w:tr>
+      <w:tr>
+        <w:tc>
+          <w:tcPr>
+            <w:tcW w:type="dxa" w:w="1400"/>
+            <w:tcMar>
+              <w:top w:type="dxa" w:w="100"/>
+              <w:left w:type="dxa" w:w="120"/>
+              <w:bottom w:type="dxa" w:w="100"/>
+              <w:right w:type="dxa" w:w="120"/>
+            </w:tcMar>
+          </w:tcPr>
+          <w:p>
+            <w:pPr>
+              <w:spacing w:after="40" w:line="280"/>
+            </w:pPr>
+            <w:r>
+              <w:rPr>
+                <w:rFonts w:ascii="Times New Roman" w:cs="Times New Roman" w:eastAsia="SimSun" w:hAnsi="Times New Roman"/>
+                <w:sz w:val="24"/>
+                <w:szCs w:val="24"/>
+              </w:rPr>
               <w:t xml:space="preserve">403</w:t>
             </w:r>
           </w:p>
@@ -3997,7 +4125,7 @@
           <w:sz w:val="24"/>
           <w:szCs w:val="24"/>
         </w:rPr>
-        <w:t xml:space="preserve">A：依次检查：① API 是否已发布（草稿/已下线返回 403）；② 应用是否已授权该 API 且处于启用中（401/403）；③ 请求头是否携带 X-Access-Key；④ 请求方法是否与注册一致（405）；⑤ 用注册页「测试连接」确认后端地址可达。</w:t>
+        <w:t xml:space="preserve">A：依次检查：① API 是否已发布（草稿/已下线返回 403）；② 应用是否已授权该 API 且处于启用中（401/403）；③ 请求头是否同时携带 X-Access-Key 与 X-Secret-Key；④ 请求方法是否与注册一致（405）；⑤ 用注册页「测试连接」确认后端地址可达。</w:t>
       </w:r>
     </w:p>
     <w:p>
@@ -4113,7 +4241,7 @@
           <w:sz w:val="24"/>
           <w:szCs w:val="24"/>
         </w:rPr>
-        <w:t xml:space="preserve">A：不是。在线调试走真实网关链路，与外部调用方同等校验：API 必须已发布，且存在启用中并已授权该 API 的应用（调试页自动携带其 AccessKey）。未发布返回 40301，未授权返回 40302。只想验证后端本身请用「测试连接」（直连后端，不要求发布/授权）。</w:t>
+        <w:t xml:space="preserve">A：不是。在线调试走真实网关链路，与外部调用方同等校验：API 必须已发布，且存在启用中并已授权该 API 的应用（调试页自动携带其 AccessKey + SecretKey）。未发布返回 40301，未授权返回 40302。只想验证后端本身请用「测试连接」（直连后端，不要求发布/授权）。</w:t>
       </w:r>
     </w:p>
     <w:p>
@@ -4185,7 +4313,7 @@
           <w:sz w:val="24"/>
           <w:szCs w:val="24"/>
         </w:rPr>
-        <w:t xml:space="preserve">本手册与《系统部署手册》配套使用。平台功能以 v1.3.1 为准，后续版本变更见 GitHub Releases。</w:t>
+        <w:t xml:space="preserve">本手册与《系统部署手册》配套使用。平台功能以 v1.3.2 为准，后续版本变更见 GitHub Releases。</w:t>
       </w:r>
     </w:p>
     <w:sectPr>

--- a/docs/WebAPI管理平台操作手册.docx
+++ b/docs/WebAPI管理平台操作手册.docx
@@ -2394,7 +2394,7 @@
           <w:sz w:val="24"/>
           <w:szCs w:val="24"/>
         </w:rPr>
-        <w:t xml:space="preserve">进入「应用与密钥」，点击「创建应用」，填写名称与负责人。保存后系统自动生成 AccessKey / SecretKey，在列表中查看。</w:t>
+        <w:t xml:space="preserve">进入「应用与密钥」，点击「创建应用」，填写名称与负责人。保存后系统自动生成 AccessKey / SecretKey，并在弹窗中一次性展示，请立即复制妥善保管——SecretKey 仅加密存储哈希，关闭弹窗后无法再次查看，只能通过重置获取新密钥。</w:t>
       </w:r>
     </w:p>
     <w:p>
@@ -2448,7 +2448,7 @@
           <w:sz w:val="24"/>
           <w:szCs w:val="24"/>
         </w:rPr>
-        <w:t xml:space="preserve">只读（viewer）角色看到的 SecretKey 为脱敏掩码，无法查看或复制完整值；请使用操作员/管理员账号分发密钥。</w:t>
+        <w:t xml:space="preserve">所有角色（含管理员）都无法在界面上查看完整 SecretKey：v1.4.0 起服务端只保存其哈希值，明文仅在创建/重置成功的弹窗中出现一次。分发密钥请使用该弹窗中的值。</w:t>
       </w:r>
     </w:p>
     <w:p>
